--- a/transcripts/steve-gullans.docx
+++ b/transcripts/steve-gullans.docx
@@ -17,12 +17,47 @@
     </w:p>
     <w:p>
       <w:r>
-        <w:t xml:space="preserve">All right. Well, it's great to be with you, Johan. Uh real a fan of anything that's entrepreneurial and especially innovators like you, bringing the messages to the world that matter most for the future generations. Uh I wake up every morning trying to inspire somebody younger uh to build something new that's going to make people stand up and feel that life is better. Uh so yeah my my background is very eclectic. I was an academic scientist uh ended that part of my career about 23 years ago uh as a professor at Harvard Med. I left because I wasn't making a big enough difference in the lives of everyday people. I ran a couple of companies, ran a venture capital fund and ran a public company. Got to ring the NASDAQ bell. And so I've seen every side imaginable. Uh from the beautiful, the fantastic, the glorious down to the the bad and the ugly, unders sides, underbellies of bankruptcies and everything else. I've probably been around 60 companies at some level firsthand uh in my journey going back to my academic days. And so uh fundamentally I care about working with great people and building good teams and doing something that's wonderful for the world. Yeah, I connected with you on our pre-in call um because you're developing this really cool product that uh you know my kids can use like they it's a it's a hardware device um it sits on your head and given your background you know like you're kind of well positioned to to develop this product. Tell me a little bit about it and and what do you expect to achieve with it?</w:t>
-      </w:r>
-    </w:p>
-    <w:p>
-      <w:r>
-        <w:t xml:space="preserve">Right. So the the uh the company's name is Think T H Y N K. Uh I was actually retired and I came out of retirement because I'd seen this technology. It was languishing a bit and so I I took hold of it and brought it forward into the markets, refined the the the technology a bit. And what it is is it's a little headset that you wear. By you I mean anybody between the age of five and 95. Anybody from any walk of life or any nationality. And using this headset uh you actually it passively monitors your brain waves in related to very very specific functions which again the field neuroscience has been working on this for decades. And then your brain waves are then used to control a video game on an iPad. It's an adventure game like Temple Doom or you know Subway Surf or things that kids can play or adults can play. Uh but it's not an addictive game. It's a game that's taught it's to teach you cognitive skills. Although some kids in particular get addicted in the sense that they enjoy winning uh against themselves, seeing how much they can achieve on their own. there there is uh no ultimate goal in that other than improving your tech brain skills and uh we're now serving everyday people. We don't go direct to consumer because we're a very small team right now. Uh so we're we started in the first market is uh public schools mostly in the south and we'll be moving into sports. And the best way to think about what we teach is we all wish we could get into a flow state every time we're writing uh a document or driving the car or in a very challenging moment uh</w:t>
+        <w:t xml:space="preserve">All right.  Well, it's great to be with you, Johan.  Uh real a fan of anything that's entrepreneurial and especially innovators like you, bringing the messages to the world that matter most for the future generations.  Uh I wake up every morning trying to inspire somebody younger uh to build something new that's going to make people stand up and feel that life is better.</w:t>
+      </w:r>
+    </w:p>
+    <w:p>
+      <w:r>
+        <w:t xml:space="preserve">Uh so yeah my my background is very eclectic.  I was an academic scientist uh ended that part of my career about 23 years ago uh as a professor at Harvard Med.  I left because I wasn't making a big enough difference in the lives of everyday people.  I ran a couple of companies, ran a venture capital fund and ran a public company.</w:t>
+      </w:r>
+    </w:p>
+    <w:p>
+      <w:r>
+        <w:t xml:space="preserve">Got to ring the NASDAQ bell.  And so I've seen every side imaginable.  Uh from the beautiful, the fantastic, the glorious down to the the bad and the ugly, unders sides, underbellies of bankruptcies and everything else.  I've probably been around 60 companies at some level firsthand uh in my journey going back to my academic days.</w:t>
+      </w:r>
+    </w:p>
+    <w:p>
+      <w:r>
+        <w:t xml:space="preserve">And so uh fundamentally I care about working with great people and building good teams and doing something that's wonderful for the world.  Yeah, I connected with you on our pre-in call um because you're developing this really cool product that uh you know my kids can use like they it's a it's a hardware device um it sits on your head and given your background you know like you're kind of well positioned to to develop this product.  Tell me a little bit about it and and what do you expect to achieve with it?</w:t>
+      </w:r>
+    </w:p>
+    <w:p>
+      <w:r>
+        <w:t xml:space="preserve">Right.  So the the uh the company's name is Think T H Y N K.  Uh I was actually retired and I came out of retirement because I'd seen this technology.  It was languishing a bit and so I I took hold of it and brought it forward into the markets, refined the the the technology a bit.</w:t>
+      </w:r>
+    </w:p>
+    <w:p>
+      <w:r>
+        <w:t xml:space="preserve">And what it is is it's a little headset that you wear.  By you I mean anybody between the age of five and 95.  Anybody from any walk of life or any nationality.  And using this headset uh you actually it passively monitors your brain waves in related to very very specific functions which again the field neuroscience has been working on this for decades.</w:t>
+      </w:r>
+    </w:p>
+    <w:p>
+      <w:r>
+        <w:t xml:space="preserve">And then your brain waves are then used to control a video game on an iPad.  It's an adventure game like Temple Doom or you know Subway Surf or things that kids can play or adults can play.  Uh but it's not an addictive game.  It's a game that's taught it's to teach you cognitive skills.</w:t>
+      </w:r>
+    </w:p>
+    <w:p>
+      <w:r>
+        <w:t xml:space="preserve">Although some kids in particular get addicted in the sense that they enjoy winning uh against themselves, seeing how much they can achieve on their own.  there there is uh no ultimate goal in that other than improving your tech brain skills and uh we're now serving everyday people.  We don't go direct to consumer because we're a very small team right now.  Uh so we're we started in the first market is uh public schools mostly in the south and we'll be moving into sports.</w:t>
+      </w:r>
+    </w:p>
+    <w:p>
+      <w:r>
+        <w:t xml:space="preserve">And the best way to think about what we teach is we all wish we could get into a flow state every time we're writing uh a document or driving the car or in a very challenging moment uh</w:t>
       </w:r>
     </w:p>
     <w:p>
@@ -37,7 +72,17 @@
     </w:p>
     <w:p>
       <w:r>
-        <w:t xml:space="preserve">Get into a flow state under pressure. I mean, it it's already hard enough to get into a flow state. Um, and now you're you're almost saying that you can bring it on at will, which is like a superpower these days, especially with so many distractions out there. It is a superpower. Uh, I had a personal beginning in this field about 10 years ago. I was doing uh some uh mindfulness training with the John Kitt Zen Institute in Massachusetts and I was failing miserably. I couldn't get away from my own thoughts. And so I actually had the pleasure of meeting Dr. Jud Brewer who uh brought me into his lab with tens of thousands of dollars of EEG and other equipment. And I learned with bio feedback to actually meditate at a level I know most humans have never felt. Mhm.</w:t>
+        <w:t xml:space="preserve">Get into a flow state under pressure.  I mean, it it's already hard enough to get into a flow state.  Um, and now you're you're almost saying that you can bring it on at will, which is like a superpower these days, especially with so many distractions out there.  It is a superpower.</w:t>
+      </w:r>
+    </w:p>
+    <w:p>
+      <w:r>
+        <w:t xml:space="preserve">Uh, I had a personal beginning in this field about 10 years ago.  I was doing uh some uh mindfulness training with the John Kitt Zen Institute in Massachusetts and I was failing miserably.  I couldn't get away from my own thoughts.  And so I actually had the pleasure of meeting Dr.</w:t>
+      </w:r>
+    </w:p>
+    <w:p>
+      <w:r>
+        <w:t xml:space="preserve">Jud Brewer who uh brought me into his lab with tens of thousands of dollars of EEG and other equipment.  And I learned with bio feedback to actually meditate at a level I know most humans have never felt.  Mhm.</w:t>
       </w:r>
     </w:p>
     <w:p>
@@ -57,7 +102,17 @@
     </w:p>
     <w:p>
       <w:r>
-        <w:t xml:space="preserve">Uh it's there's a few reasons. Um, one there there's never been a product that's worked in this space until we came along. Uh, literally billions have been thrown, for example, working in schools primarily right now. Billions have been thrown with into technology to help students do better in school. How has it worked out? Well, we've given them standardized tests and they're not doing any better. We can now blame COVID, but they're still not doing any better no matter what we throw. When we do this, kids behavior calms down when we our self-regulatory pathways in our brain that we help develop over the course of just six weeks and their math and reading scores on standardized tests go up one grade level playing just an hour a week. And big companies care about selling to everybody. And in the gaming world, it's very easy to sell something that's a dopamine rush.</w:t>
+        <w:t xml:space="preserve">Uh it's there's a few reasons.  Um, one there there's never been a product that's worked in this space until we came along.  Uh, literally billions have been thrown, for example, working in schools primarily right now.  Billions have been thrown with into technology to help students do better in school.</w:t>
+      </w:r>
+    </w:p>
+    <w:p>
+      <w:r>
+        <w:t xml:space="preserve">How has it worked out?  Well, we've given them standardized tests and they're not doing any better.  We can now blame COVID, but they're still not doing any better no matter what we throw.  When we do this, kids behavior calms down when we our self-regulatory pathways in our brain that we help develop over the course of just six weeks and their math and reading scores on standardized tests go up one grade level playing just an hour a week.</w:t>
+      </w:r>
+    </w:p>
+    <w:p>
+      <w:r>
+        <w:t xml:space="preserve">And big companies care about selling to everybody.  And in the gaming world, it's very easy to sell something that's a dopamine rush.</w:t>
       </w:r>
     </w:p>
     <w:p>
@@ -67,7 +122,17 @@
     </w:p>
     <w:p>
       <w:r>
-        <w:t xml:space="preserve">And so as a result, it's like going to the gym. Does it feel good to lift weights every single day? And most people quit after a month. And so something is good for you takes some dedication. And that's what uh the big v the big companies know that if you're counting on people to buy something that's good for them and to get a subscription that's year after year it's not going to work. [laughter] But there is an in between stage. It is possible to think of video games controlled by a headset like ours where there's actually different routes to take. Okay, I mean this is in the future where some are the training comp steps and the others are just the pure fun steps. So you can begin to integrate across platforms.</w:t>
+        <w:t xml:space="preserve">And so as a result, it's like going to the gym.  Does it feel good to lift weights every single day?  And most people quit after a month.  And so something is good for you takes some dedication.</w:t>
+      </w:r>
+    </w:p>
+    <w:p>
+      <w:r>
+        <w:t xml:space="preserve">And that's what uh the big v the big companies know that if you're counting on people to buy something that's good for them and to get a subscription that's year after year it's not going to work.  [laughter] But there is an in between stage.  It is possible to think of video games controlled by a headset like ours where there's actually different routes to take.  Okay, I mean this is in the future where some are the training comp steps and the others are just the pure fun steps.</w:t>
+      </w:r>
+    </w:p>
+    <w:p>
+      <w:r>
+        <w:t xml:space="preserve">So you can begin to integrate across platforms.</w:t>
       </w:r>
     </w:p>
     <w:p>
@@ -97,12 +162,32 @@
     </w:p>
     <w:p>
       <w:r>
-        <w:t xml:space="preserve">for your brain 60 years ago who went to the gym to exercise I guarantee your great grandmother didn't Oh, if you asked her, she would have said, "What are you talking about?" Now, we've given over our physical uh challenges to machines and automation and cars and everything else. We're doing the same thing with our brain. So, the idea of a cognitive suite of tools for any age for a wide range of skills. We teach 13 skills right now. We're envisioning a map to a 100 skills that is individualized and it can be in any sort of game game setting. So the fundamental difference here is the training aspect that transfers into the real world. So if you're better at this game, you're better at math and reading. You're better at surgery as opposed to if you're better at this game, you can drive Mario Karts anytime you want and that's all you can do. [snorts] [laughter] That's the big difference. All right. I I I see my son on Mario Kart and and all of these games and uh yeah, I'm I'm How much is it, man? I want to buy one.</w:t>
-      </w:r>
-    </w:p>
-    <w:p>
-      <w:r>
-        <w:t xml:space="preserve">So, uh, right right now we're in schools where because kids can share the headsets, we give out the headsets. They're inexpensive, built by team of brilliant engineers that have EEG machines in every major hospital on the planet. But they're very proud of this simple device because the signal and noise is as good as anything they've ever produced before. And the EEG experts, the clinicians and the the psychologists have built something great. And then we also have a team of psychologists who are data analytical people who've gotten their PhDs in gaming technologies and how games can actually map to very specific cognitive skills in the brain.</w:t>
+        <w:t xml:space="preserve">for your brain 60 years ago who went to the gym to exercise I guarantee your great grandmother didn't Oh, if you asked her, she would have said, "What are you talking about? " Now, we've given over our physical uh challenges to machines and automation and cars and everything else.  We're doing the same thing with our brain.  So, the idea of a cognitive suite of tools for any age for a wide range of skills.</w:t>
+      </w:r>
+    </w:p>
+    <w:p>
+      <w:r>
+        <w:t xml:space="preserve">We teach 13 skills right now.  We're envisioning a map to a 100 skills that is individualized and it can be in any sort of game game setting.  So the fundamental difference here is the training aspect that transfers into the real world.  So if you're better at this game, you're better at math and reading.</w:t>
+      </w:r>
+    </w:p>
+    <w:p>
+      <w:r>
+        <w:t xml:space="preserve">You're better at surgery as opposed to if you're better at this game, you can drive Mario Karts anytime you want and that's all you can do.  [snorts] [laughter] That's the big difference.  All right.  I I I see my son on Mario Kart and and all of these games and uh yeah, I'm I'm How much is it, man?</w:t>
+      </w:r>
+    </w:p>
+    <w:p>
+      <w:r>
+        <w:t xml:space="preserve">I want to buy one.</w:t>
+      </w:r>
+    </w:p>
+    <w:p>
+      <w:r>
+        <w:t xml:space="preserve">So, uh, right right now we're in schools where because kids can share the headsets, we give out the headsets.  They're inexpensive, built by team of brilliant engineers that have EEG machines in every major hospital on the planet.  But they're very proud of this simple device because the signal and noise is as good as anything they've ever produced before.  And the EEG experts, the clinicians and the the psychologists have built something great.</w:t>
+      </w:r>
+    </w:p>
+    <w:p>
+      <w:r>
+        <w:t xml:space="preserve">And then we also have a team of psychologists who are data analytical people who've gotten their PhDs in gaming technologies and how games can actually map to very specific cognitive skills in the brain.</w:t>
       </w:r>
     </w:p>
     <w:p>
@@ -112,17 +197,42 @@
     </w:p>
     <w:p>
       <w:r>
-        <w:t xml:space="preserve">we will go direct to consumers in about a year. Uh you can write us you can look for us on think uh it's just about making sure we can give everybody a seamless experience. It shows up in the mail, you put it on and you go. And for right now, it's uh as I tell people, if you know Steve, you might be able to get one. Depends if you're an inves potential investor. But uh uh we have a lot of people asking, but we're also in the schools. We're in Florida, Puerto Rico, Ohio, Tennessee. We're and we're in some of the largest school districts in the entire United States states. So rather than selling one person at a time, we can sell one district and they Puerto Rico for example, we're doing a pilot there has 250,000 students in one school system.</w:t>
-      </w:r>
-    </w:p>
-    <w:p>
-      <w:r>
-        <w:t xml:space="preserve">Wow. Yeah. And even uh through initiatives like uh podcasts, you can reach more people. So um tell me about like cognitive skills and which ones stand out to you as ones that help adults the most in today's world. So the one one we're dealing with is actually fundamentally a uh there's there's different levels if you look at it as sort of pyramid blocks where you build up to the premium executive uh skills, executive function skills of deep reasoning, you know, being able to put mathematical concepts together, understanding uh quantum theory. Those are very high reasoning skills. And it could even be giving speeches in public and things like that where all the skills below it where there's language or you know uh connecting the dots have to come into play to build to the top skill. Well, what we've bypassed with a lot of our technologies recently or actually unlearn is when you start doing multitasking, you lose the framework required to be uh in sort of an automated mode and to be self-regulated where you're not interrupting people every 3 minutes, you're not looking at your phone every two minutes. Those are now reflexes that are built into our body. you everybody opens their phone at least 150 times a day and 50% of the time it's not because it's ringing or you expecting it's just you it's like a nervous tw tick I have to do that</w:t>
-      </w:r>
-    </w:p>
-    <w:p>
-      <w:r>
-        <w:t xml:space="preserve">but when you lose that when you pick up that ability it's great for the AI world because you're going to have so many things streaming at you but you still need to sit down and take that damn test again where it no matter what it is or drive the car under in a snowstorm you have to be able to get into a state where you're just excluding everything that's out there. And so I view it as we speak English, but we've learned to speak French with this AI brain now, but we still need English once in a while. And coming back to one of your original questions, people who play it regularly, and we had a lot of summer intern engineers playing a lot who one was a competitive video gamer, he noticed the scores were going up. People who play a lot say, "I know the difference. I know when I'm in the flow state, I can feel it." We believe it's possible to push yourself into it, but we haven't gotten there yet. Okay. But it's great</w:t>
+        <w:t xml:space="preserve">we will go direct to consumers in about a year.  Uh you can write us you can look for us on think uh it's just about making sure we can give everybody a seamless experience.  It shows up in the mail, you put it on and you go.  And for right now, it's uh as I tell people, if you know Steve, you might be able to get one.</w:t>
+      </w:r>
+    </w:p>
+    <w:p>
+      <w:r>
+        <w:t xml:space="preserve">Depends if you're an inves potential investor.  But uh uh we have a lot of people asking, but we're also in the schools.  We're in Florida, Puerto Rico, Ohio, Tennessee.  We're and we're in some of the largest school districts in the entire United States states.</w:t>
+      </w:r>
+    </w:p>
+    <w:p>
+      <w:r>
+        <w:t xml:space="preserve">So rather than selling one person at a time, we can sell one district and they Puerto Rico for example, we're doing a pilot there has 250,000 students in one school system.</w:t>
+      </w:r>
+    </w:p>
+    <w:p>
+      <w:r>
+        <w:t xml:space="preserve">Wow.  Yeah.  And even uh through initiatives like uh podcasts, you can reach more people.  So um tell me about like cognitive skills and which ones stand out to you as ones that help adults the most in today's world.</w:t>
+      </w:r>
+    </w:p>
+    <w:p>
+      <w:r>
+        <w:t xml:space="preserve">So the one one we're dealing with is actually fundamentally a uh there's there's different levels if you look at it as sort of pyramid blocks where you build up to the premium executive uh skills, executive function skills of deep reasoning, you know, being able to put mathematical concepts together, understanding uh quantum theory.  Those are very high reasoning skills.  And it could even be giving speeches in public and things like that where all the skills below it where there's language or you know uh connecting the dots have to come into play to build to the top skill.  Well, what we've bypassed with a lot of our technologies recently or actually unlearn is when you start doing multitasking, you lose the framework required to be uh in sort of an automated mode and to be self-regulated where you're not interrupting people every 3 minutes, you're not looking at your phone every two minutes.</w:t>
+      </w:r>
+    </w:p>
+    <w:p>
+      <w:r>
+        <w:t xml:space="preserve">Those are now reflexes that are built into our body. you everybody opens their phone at least 150 times a day and 50% of the time it's not because it's ringing or you expecting it's just you it's like a nervous tw tick I have to do that</w:t>
+      </w:r>
+    </w:p>
+    <w:p>
+      <w:r>
+        <w:t xml:space="preserve">but when you lose that when you pick up that ability it's great for the AI world because you're going to have so many things streaming at you but you still need to sit down and take that damn test again where it no matter what it is or drive the car under in a snowstorm you have to be able to get into a state where you're just excluding everything that's out there.  And so I view it as we speak English, but we've learned to speak French with this AI brain now, but we still need English once in a while.  And coming back to one of your original questions, people who play it regularly, and we had a lot of summer intern engineers playing a lot who one was a competitive video gamer, he noticed the scores were going up.  People who play a lot say, "I know the difference.</w:t>
+      </w:r>
+    </w:p>
+    <w:p>
+      <w:r>
+        <w:t xml:space="preserve">I know when I'm in the flow state, I can feel it. " We believe it's possible to push yourself into it, but we haven't gotten there yet.  Okay. But it's great</w:t>
       </w:r>
     </w:p>
     <w:p>
@@ -152,7 +262,17 @@
     </w:p>
     <w:p>
       <w:r>
-        <w:t xml:space="preserve">And over the course of three or four weeks, you can train it. And that's exactly what we're talking about here. So in in the case of ADHD, there were actually eight clinical trials run with this technology before I acquired it, showing it works as well as any med in the metrics you measure when you're measuring ADHD. Now, just like obesity or hypertension, there is no cut off line that says you have ADHD or you don't. We all have a elements of it. So that's why it's useful for everyone. That's why we haven't we don't need a clinical designation of any kind. But I will say of the 19 most commonly uh diagnosed mental health conditions including depression and bulimia and things like that in all but two uh attention issues rank as one of the biggest symptoms they have. And it's not it's even worse in some than it is in ADHD itself. H That's amazing.</w:t>
+        <w:t xml:space="preserve">And over the course of three or four weeks, you can train it.  And that's exactly what we're talking about here.  So in in the case of ADHD, there were actually eight clinical trials run with this technology before I acquired it, showing it works as well as any med in the metrics you measure when you're measuring ADHD.  Now, just like obesity or hypertension, there is no cut off line that says you have ADHD or you don't.</w:t>
+      </w:r>
+    </w:p>
+    <w:p>
+      <w:r>
+        <w:t xml:space="preserve">We all have a elements of it.  So that's why it's useful for everyone.  That's why we haven't we don't need a clinical designation of any kind.  But I will say of the 19 most commonly uh diagnosed mental health conditions including depression and bulimia and things like that in all but two uh attention issues rank as one of the biggest symptoms they have.</w:t>
+      </w:r>
+    </w:p>
+    <w:p>
+      <w:r>
+        <w:t xml:space="preserve">And it's not it's even worse in some than it is in ADHD itself.  H That's amazing.</w:t>
       </w:r>
     </w:p>
     <w:p>
@@ -167,7 +287,17 @@
     </w:p>
     <w:p>
       <w:r>
-        <w:t xml:space="preserve">You know, we've done a pilot study that was quite successful with a company called Mentabi Health, MABI, that does telemental health. They provide adults with counseling and med medications and you know a therapist. And so the people who came into that were between early 20s and mid-40s. Uh and we sent them a headset at home. They had they had a trainer who was part of Mntavi. Uh and only about half the people finished the program because we're all busy. And now we're talking about people who have you know anxieties or whatever. Every single person who completed the program raved about how it was life-changing on top of what they were already doing. The number one thing they said, which relates to what you just said, is I now get my work done by the end of the day. [snorts]</w:t>
+        <w:t xml:space="preserve">You know, we've done a pilot study that was quite successful with a company called Mentabi Health, MABI, that does telemental health.  They provide adults with counseling and med medications and you know a therapist.  And so the people who came into that were between early 20s and mid-40s.  Uh and we sent them a headset at home.</w:t>
+      </w:r>
+    </w:p>
+    <w:p>
+      <w:r>
+        <w:t xml:space="preserve">They had they had a trainer who was part of Mntavi.  Uh and only about half the people finished the program because we're all busy.  And now we're talking about people who have you know anxieties or whatever.  Every single person who completed the program raved about how it was life-changing on top of what they were already doing.</w:t>
+      </w:r>
+    </w:p>
+    <w:p>
+      <w:r>
+        <w:t xml:space="preserve">The number one thing they said, which relates to what you just said, is I now get my work done by the end of the day. [snorts]</w:t>
       </w:r>
     </w:p>
     <w:p>
@@ -192,7 +322,22 @@
     </w:p>
     <w:p>
       <w:r>
-        <w:t xml:space="preserve">Yeah. Although I'm not that good at the finances, but I was [laughter] I skipped that class. Um, but I can read a cap table and a piano. The uh the journey was totally unexpected. You know, I was a basic scientist studying very basic research problems. Uh, and in the mid 90s, my father got Parkinson's and my cousin got ALS. I wasn't working in neuroscience at the time, but I switched over. said and I was impatient because I wanted something that would help them in particular. So I formed alliances with some of the nonprofit groups to say let's try to do something different. Let's not go figure out the basic science suddenly. Let's see if we can find some diagnostics or therapeutics in their nearer term turn out to be unfundable by the NIH. Uh I examples are I made the first library ever of all existing drugs in the pharmacy by asking bought and last and Latin high school kids to come into my lab across the street and grind up pills not fundable by the NIH because what's your hypothesis that it might work in some disease you know we could do these in petri dishes or animals uh I sequenced the first cancer uh tumor with a team we put together got the informatics done in Malaysia. This is a little over 20 years ago because there was no AI platform that was strong enough here at that time. And uh again, what what's your hypothesis when you sequence it to well now we have this field called translational medicine where everything's come forward. It was out of my frustration of trying to get being a good hum human humanitarian by offering up these technologies because I was getting access to them high throughput screening all these things to the academic groups and finding nothing they were interested but nobody wanted to give me money to do it actually Michael J. Fox wrote me one of his first grants to look for biomarkers</w:t>
+        <w:t xml:space="preserve">Yeah.  Although I'm not that good at the finances, but I was [laughter] I skipped that class.  Um, but I can read a cap table and a piano.  The uh the journey was totally unexpected.</w:t>
+      </w:r>
+    </w:p>
+    <w:p>
+      <w:r>
+        <w:t xml:space="preserve">You know, I was a basic scientist studying very basic research problems.  Uh, and in the mid 90s, my father got Parkinson's and my cousin got ALS.  I wasn't working in neuroscience at the time, but I switched over.  said and I was impatient because I wanted something that would help them in particular.</w:t>
+      </w:r>
+    </w:p>
+    <w:p>
+      <w:r>
+        <w:t xml:space="preserve">So I formed alliances with some of the nonprofit groups to say let's try to do something different.  Let's not go figure out the basic science suddenly.  Let's see if we can find some diagnostics or therapeutics in their nearer term turn out to be unfundable by the NIH.  Uh I examples are I made the first library ever of all existing drugs in the pharmacy by asking bought and last and Latin high school kids to come into my lab across the street and grind up pills not fundable by the NIH because what's your hypothesis that it might work in some disease you know we could do these in petri dishes or animals uh I sequenced the first cancer uh tumor with a team we put together got the informatics done in Malaysia.</w:t>
+      </w:r>
+    </w:p>
+    <w:p>
+      <w:r>
+        <w:t xml:space="preserve">This is a little over 20 years ago because there was no AI platform that was strong enough here at that time.  And uh again, what what's your hypothesis when you sequence it to well now we have this field called translational medicine where everything's come forward.  It was out of my frustration of trying to get being a good hum human humanitarian by offering up these technologies because I was getting access to them high throughput screening all these things to the academic groups and finding nothing they were interested but nobody wanted to give me money to do it actually Michael J. Fox wrote me one of his first grants to look for biomarkers</w:t>
       </w:r>
     </w:p>
     <w:p>
@@ -207,7 +352,17 @@
     </w:p>
     <w:p>
       <w:r>
-        <w:t xml:space="preserve">And so my funding was all coming from Hollywood and Wall Street fundraisers. And eventually I just said I just got to push out. I got I was I was working with a lot of VCs just helping them look at technologies. And that's really how I got involved in the um the business world is I worked with small companies and I worked with VCs and I gave away free time when I when I to be sure I could be in I I was get paid for a lot of the consulting but I would give away free time to stay in the business conversations what is this technology works perfectly why is it not getting funded and that's when I learned you know the market fit the timing you know the money the team All of these things became critically important. I built a couple of teams myself and then I put a venture capital fund together with my very close friend Juan Enriquez. Um, which was great. We had over 200 million and we invested it over 10 10 years or 12 years I guess. Uh, I enjoyed that a lot but at the same time I have more of an operating personality. um you going you know to a board meeting quarterly and just hearing an update is not as enjoyable as being part of a team and building it and that's uh</w:t>
+        <w:t xml:space="preserve">And so my funding was all coming from Hollywood and Wall Street fundraisers.  And eventually I just said I just got to push out.  I got I was I was working with a lot of VCs just helping them look at technologies.  And that's really how I got involved in the um the business world is I worked with small companies and I worked with VCs and I gave away free time when I when I to be sure I could be in I I was get paid for a lot of the consulting but I would give away free time to stay in the business conversations what is this technology works perfectly why is it not getting funded and that's when I learned you know the market fit the timing you know the money the team All of these things became critically important.</w:t>
+      </w:r>
+    </w:p>
+    <w:p>
+      <w:r>
+        <w:t xml:space="preserve">I built a couple of teams myself and then I put a venture capital fund together with my very close friend Juan Enriquez.  Um, which was great.  We had over 200 million and we invested it over 10 10 years or 12 years I guess.  Uh, I enjoyed that a lot but at the same time I have more of an operating personality.</w:t>
+      </w:r>
+    </w:p>
+    <w:p>
+      <w:r>
+        <w:t xml:space="preserve">um you going you know to a board meeting quarterly and just hearing an update is not as enjoyable as being part of a team and building it and that's uh</w:t>
       </w:r>
     </w:p>
     <w:p>
@@ -217,7 +372,12 @@
     </w:p>
     <w:p>
       <w:r>
-        <w:t xml:space="preserve">no it's about the team yeah and and and now so then I I ran a public company because one of my portfolio companies needed a new CEO and uh there was uh it was just a way for me to move outside the fund. And the fund was going great, but I didn't want to sign another contract for 10 years because that's really what you'd have to do. And uh so I said, well, let me try this public gig, which we had an FDA event that hurt us significantly. But then I retired and I came out of retirement when uh after seeing my grandkids who were living with us because they had no daycare in California. Um one of them struggling to learn how to read through a iPad screen. Yeah, the teacher was wonderful. Practically standing at her head to keep him entertained, but the human mind needs some help.</w:t>
+        <w:t xml:space="preserve">no it's about the team yeah and and and now so then I I ran a public company because one of my portfolio companies needed a new CEO and uh there was uh it was just a way for me to move outside the fund.  And the fund was going great, but I didn't want to sign another contract for 10 years because that's really what you'd have to do.  And uh so I said, well, let me try this public gig, which we had an FDA event that hurt us significantly.  But then I retired and I came out of retirement when uh after seeing my grandkids who were living with us because they had no daycare in California.</w:t>
+      </w:r>
+    </w:p>
+    <w:p>
+      <w:r>
+        <w:t xml:space="preserve">Um one of them struggling to learn how to read through a iPad screen.  Yeah, the teacher was wonderful.  Practically standing at her head to keep him entertained, but the human mind needs some help.</w:t>
       </w:r>
     </w:p>
     <w:p>
@@ -292,12 +452,37 @@
     </w:p>
     <w:p>
       <w:r>
-        <w:t xml:space="preserve">Um yeah, let me explain it from uh from my own background which uh starts uh in this case in the field of cancer. I I actually have a lot of expertise and background in cancer particularly genomics. I'm helping people work on vaccines right now independently uh that will come forward very quickly. Uh and what you discover there is when I first doing started doing genetic analysis as an academic in the cancer field is the pathologists had already declared how many different types of cancer there were and there were no more. That was it. If you go back 70 years to the WH I guess their blue book uh states there were 50 years ago there was only 50 types of cancer only one type of breast cancer now we have a triple negative her two positive blah blah blah everything so there's over there's hundreds of different cancers in fact there's 20 major types of breast cancer and 18 subtypes now just that H</w:t>
-      </w:r>
-    </w:p>
-    <w:p>
-      <w:r>
-        <w:t xml:space="preserve">and so we're going to see the same thing happen with the brain. There's only two m there's only two codes for depression. It's basically major and minor. Okay. But everything is a spectrum about human biology. Everything I've ever looked at and you know we can find ways to redefine. For example, diabetes is now a higher A1C than it was 20 years ago because nobody could get to the one we used to have. It's [laughter] normal. We're now now the index for BMI and obesity is higher than it used to be. So, we just change the guidepost like we do with everything else. In mental health, there is no cut off. Uh they say 20% of people have mental health issues. In fact, it's a 100% of people over the course of their lifetime. There's no one who doesn't go through a point of some depression or some anxiety or something else. It's just we said you got to have a diagnosis in order to get some treatment and the treatment's very expensive. You know, it requires if you're going to see a therapist 1 hour. You can't do 20 minutes. So, that might work just fine, especially with AI. So what I'm saying is 20 years from now with these devices like we have, we're going to start to see all the subtypes of brain ability of cognitive behavior, your actual behavior, and we'll say, you know what, there's 18 types of Parkinson's we see in just the data. We now know for sure which ones are going to respond to which drug regimens,</w:t>
+        <w:t xml:space="preserve">Um yeah, let me explain it from uh from my own background which uh starts uh in this case in the field of cancer.  I I actually have a lot of expertise and background in cancer particularly genomics.  I'm helping people work on vaccines right now independently uh that will come forward very quickly.  Uh and what you discover there is when I first doing started doing genetic analysis as an academic in the cancer field is the pathologists had already declared how many different types of cancer there were and there were no more.</w:t>
+      </w:r>
+    </w:p>
+    <w:p>
+      <w:r>
+        <w:t xml:space="preserve">That was it. If you go back 70 years to the WH I guess their blue book uh states there were 50 years ago there was only 50 types of cancer only one type of breast cancer now we have a triple negative her two positive blah blah blah everything so there's over there's hundreds of different cancers in fact there's 20 major types of breast cancer and 18 subtypes now just that H</w:t>
+      </w:r>
+    </w:p>
+    <w:p>
+      <w:r>
+        <w:t xml:space="preserve">and so we're going to see the same thing happen with the brain.  There's only two m there's only two codes for depression.  It's basically major and minor.  Okay.</w:t>
+      </w:r>
+    </w:p>
+    <w:p>
+      <w:r>
+        <w:t xml:space="preserve">But everything is a spectrum about human biology.  Everything I've ever looked at and you know we can find ways to redefine.  For example, diabetes is now a higher A1C than it was 20 years ago because nobody could get to the one we used to have.  It's [laughter] normal.</w:t>
+      </w:r>
+    </w:p>
+    <w:p>
+      <w:r>
+        <w:t xml:space="preserve">We're now now the index for BMI and obesity is higher than it used to be.  So, we just change the guidepost like we do with everything else.  In mental health, there is no cut off.  Uh they say 20% of people have mental health issues.</w:t>
+      </w:r>
+    </w:p>
+    <w:p>
+      <w:r>
+        <w:t xml:space="preserve">In fact, it's a 100% of people over the course of their lifetime.  There's no one who doesn't go through a point of some depression or some anxiety or something else.  It's just we said you got to have a diagnosis in order to get some treatment and the treatment's very expensive.  You know, it requires if you're going to see a therapist 1 hour.</w:t>
+      </w:r>
+    </w:p>
+    <w:p>
+      <w:r>
+        <w:t xml:space="preserve">You can't do 20 minutes.  So, that might work just fine, especially with AI.  So what I'm saying is 20 years from now with these devices like we have, we're going to start to see all the subtypes of brain ability of cognitive behavior, your actual behavior, and we'll say, you know what, there's 18 types of Parkinson's we see in just the data. We now know for sure which ones are going to respond to which drug regimens,</w:t>
       </w:r>
     </w:p>
     <w:p>
@@ -307,7 +492,27 @@
     </w:p>
     <w:p>
       <w:r>
-        <w:t xml:space="preserve">That's interesting. Um what does the FDA say about your device? Like um is it it's there's there's two there's several stakeholders. One is the user, one is the clinician if you're going to go the clinical route. The other is the FDA and then finally the insurance companies which generally comes down to Medicare or Medicaid because they're the largest insurer company. Uh the uh the FDA cares about the claims you make. So when I talk to people, I've talked to scientists about their neurochnology. It could be like a a music app that entrains the mind in a certain frequency. They say, "Well, we're going after Parkinson's." I said, "Why? Everybody likes music. Everybody wants to have a better be a better dancer. Why would you confine yourself to have to get a diagnosis?" And in this digital health space, you can't change. We couldn't change our game if we got it approved. Imagine in this world of AI not being able to change it. So it goes from Skyler to Johan's journey,</w:t>
+        <w:t xml:space="preserve">That's interesting.  Um what does the FDA say about your device?  Like um is it it's there's there's two there's several stakeholders.  One is the user, one is the clinician if you're going to go the clinical route.</w:t>
+      </w:r>
+    </w:p>
+    <w:p>
+      <w:r>
+        <w:t xml:space="preserve">The other is the FDA and then finally the insurance companies which generally comes down to Medicare or Medicaid because they're the largest insurer company.  Uh the uh the FDA cares about the claims you make.  So when I talk to people, I've talked to scientists about their neurochnology.  It could be like a a music app that entrains the mind in a certain frequency.</w:t>
+      </w:r>
+    </w:p>
+    <w:p>
+      <w:r>
+        <w:t xml:space="preserve">They say, "Well, we're going after Parkinson's. " I said, "Why?  Everybody likes music.  Everybody wants to have a better be a better dancer.</w:t>
+      </w:r>
+    </w:p>
+    <w:p>
+      <w:r>
+        <w:t xml:space="preserve">Why would you confine yourself to have to get a diagnosis? " And in this digital health space, you can't change.  We couldn't change our game if we got it approved.  Imagine in this world of AI not being able to change it.</w:t>
+      </w:r>
+    </w:p>
+    <w:p>
+      <w:r>
+        <w:t xml:space="preserve">So it goes from Skyler to Johan's journey,</w:t>
       </w:r>
     </w:p>
     <w:p>
@@ -382,7 +587,42 @@
     </w:p>
     <w:p>
       <w:r>
-        <w:t xml:space="preserve">But if now we're talking about with GLP1 in this peptide universe it's you have to inject it. You can't swallow them right now. Something is 100% natural is what your body already uses. And that's the beauty of it. Unlike pills that you swallow, the body doesn't make any of those compounds, right? Some come from nature, many, but these are actual natural uh components of your own body. And so what I do is I measure and adjust. Measure what's going on and make sure you're adjusting properly to get into the right range. And so in the case of the peptides, that step is missing. What are you measuring and adjusting to? If I'm just taking it like I take a supplement and I know I know people who take 40 supplements and I'll say, "Well, what's that one for?" And they'll for my immune system. What on earth does that mean? Show me what the purpose is. And so the at normal levels levels, especially as you get older, all of these hormone systems begin to fall apart. That's why we get cancer. That's why we get diabetes. That's why our muscles weaken. That's why we lose our memory because they're all on a decline. If we just brought them back into the natural range, it would be great. In fact, I've given many lectures saying, "I'd like to make an organ that makes about 50 of those things just naturally at the same level I was at it when I was 50. I did one at the science museum. It's two little old ladies came running up to me. They're not so old." Uh, and said, "Where do I get this organ? I want it right away." Oh, man. that that that would uh that would do well I guess. Uh that's that's interesting. So So GLP1 is the chemical compound or is that that's the peptide name?</w:t>
+        <w:t xml:space="preserve">But if now we're talking about with GLP1 in this peptide universe it's you have to inject it.  You can't swallow them right now.  Something is 100% natural is what your body already uses.  And that's the beauty of it.</w:t>
+      </w:r>
+    </w:p>
+    <w:p>
+      <w:r>
+        <w:t xml:space="preserve">Unlike pills that you swallow, the body doesn't make any of those compounds, right?  Some come from nature, many, but these are actual natural uh components of your own body.  And so what I do is I measure and adjust.  Measure what's going on and make sure you're adjusting properly to get into the right range.</w:t>
+      </w:r>
+    </w:p>
+    <w:p>
+      <w:r>
+        <w:t xml:space="preserve">And so in the case of the peptides, that step is missing.  What are you measuring and adjusting to?  If I'm just taking it like I take a supplement and I know I know people who take 40 supplements and I'll say, "Well, what's that one for? " And they'll for my immune system.</w:t>
+      </w:r>
+    </w:p>
+    <w:p>
+      <w:r>
+        <w:t xml:space="preserve">What on earth does that mean?  Show me what the purpose is.  And so the at normal levels levels, especially as you get older, all of these hormone systems begin to fall apart.  That's why we get cancer.</w:t>
+      </w:r>
+    </w:p>
+    <w:p>
+      <w:r>
+        <w:t xml:space="preserve">That's why we get diabetes.  That's why our muscles weaken.  That's why we lose our memory because they're all on a decline.  If we just brought them back into the natural range, it would be great.</w:t>
+      </w:r>
+    </w:p>
+    <w:p>
+      <w:r>
+        <w:t xml:space="preserve">In fact, I've given many lectures saying, "I'd like to make an organ that makes about 50 of those things just naturally at the same level I was at it when I was 50.  I did one at the science museum.  It's two little old ladies came running up to me.  They're not so old.</w:t>
+      </w:r>
+    </w:p>
+    <w:p>
+      <w:r>
+        <w:t xml:space="preserve">" Uh, and said, "Where do I get this organ?  I want it right away. " Oh, man.  that that that would uh that would do well I guess.</w:t>
+      </w:r>
+    </w:p>
+    <w:p>
+      <w:r>
+        <w:t xml:space="preserve">Uh that's that's interesting.  So So GLP1 is the chemical compound or is that that's the peptide name?</w:t>
       </w:r>
     </w:p>
     <w:p>
@@ -412,7 +652,12 @@
     </w:p>
     <w:p>
       <w:r>
-        <w:t xml:space="preserve">yeah. Uh, I have a few thoughts about that. first just to speak about data se privacy and and safety. Uh you know we got social media a bit wrong in terms of where the the guidelines are and and the [snorts] borders uh and we're trying to correct that now. I think we grossly underestimated as a society what the implications were for a lot of the social media devices in the neuro techch field the the whole everybody's trying to get out in front not everybody people like me and others trying to get out in front of it. There's actually four groups now that are nonprofits that are that are working on neuroche uh neur neuro your neurorites. There's a neurorites foundation. I spoke I spoke the other day to Stephen uh who runs the organization about aligning ourselves because the only thing I really worry about I in terms of safety and security and privacy we have the HIPPO regulations to follow as a guideline and in schools in particular uh privacy is enormously important and</w:t>
+        <w:t xml:space="preserve">yeah.  Uh, I have a few thoughts about that.  first just to speak about data se privacy and and safety.  Uh you know we got social media a bit wrong in terms of where the the guidelines are and and the [snorts] borders uh and we're trying to correct that now.</w:t>
+      </w:r>
+    </w:p>
+    <w:p>
+      <w:r>
+        <w:t xml:space="preserve">I think we grossly underestimated as a society what the implications were for a lot of the social media devices in the neuro techch field the the whole everybody's trying to get out in front not everybody people like me and others trying to get out in front of it.  There's actually four groups now that are nonprofits that are that are working on neuroche uh neur neuro your neurorites.  There's a neurorites foundation. I spoke I spoke the other day to Stephen uh who runs the organization about aligning ourselves because the only thing I really worry about I in terms of safety and security and privacy we have the HIPPO regulations to follow as a guideline and in schools in particular uh privacy is enormously important and</w:t>
       </w:r>
     </w:p>
     <w:p>
@@ -527,7 +772,17 @@
     </w:p>
     <w:p>
       <w:r>
-        <w:t xml:space="preserve">Yeah. I mean a simpler question when I was a VCA used say let's assume your technology works is perfect. Uh all right um who [snorts] you going to sell it to? and they'll say, you know, they'll say, uh, uh, well, there's, imagine it's a cancer diagnostic and do something about that. Well, there's there's all these diagnostic labs out there that I'm sure they'll want it. Well, could you tell me the name of one that you've talked to and how much they would pay for it? [laughter] I even had one person say, "Well, that's your job." [laughter] No, if you don't if you've never talked to a customer, how do you have any idea what you're talking? So, that's what an investor wants to know. Who's going to buy this? As I said, assume it works perfectly. Who's going to buy it?</w:t>
+        <w:t xml:space="preserve">Yeah.  I mean a simpler question when I was a VCA used say let's assume your technology works is perfect.  Uh all right um who [snorts] you going to sell it to?  and they'll say, you know, they'll say, uh, uh, well, there's, imagine it's a cancer diagnostic and do something about that.</w:t>
+      </w:r>
+    </w:p>
+    <w:p>
+      <w:r>
+        <w:t xml:space="preserve">Well, there's there's all these diagnostic labs out there that I'm sure they'll want it.  Well, could you tell me the name of one that you've talked to and how much they would pay for it?  [laughter] I even had one person say, "Well, that's your job. " [laughter] No, if you don't if you've never talked to a customer, how do you have any idea what you're talking?</w:t>
+      </w:r>
+    </w:p>
+    <w:p>
+      <w:r>
+        <w:t xml:space="preserve">So, that's what an investor wants to know.  Who's going to buy this?  As I said, assume it works perfectly.  Who's going to buy it?</w:t>
       </w:r>
     </w:p>
     <w:p>
@@ -617,7 +872,17 @@
     </w:p>
     <w:p>
       <w:r>
-        <w:t xml:space="preserve">I what I see is PE again just think about going from 16 apps to 1.9 million on the iPhone. I see there being so many technologies that will enable us to accelerate the way we learn and the skills we have. So imagine me expanding beyond five senses to having, you know, infrared or whatever, being able to be a tactile sense or something else that your brain can train because our brain has such plasticity. If you lose a limb, you can figure out how to how to, you know, write with your feet or whatever. We have so much opportunity that people are going to find, you know, I don't know how to play music. Well, let's put together a music thing. So, it's good to be an enjoyable training of doing music lessons. [laughter]</w:t>
+        <w:t xml:space="preserve">I what I see is PE again just think about going from 16 apps to 1. 9 million on the iPhone.  I see there being so many technologies that will enable us to accelerate the way we learn and the skills we have.  So imagine me expanding beyond five senses to having, you know, infrared or whatever, being able to be a tactile sense or something else that your brain can train because our brain has such plasticity.</w:t>
+      </w:r>
+    </w:p>
+    <w:p>
+      <w:r>
+        <w:t xml:space="preserve">If you lose a limb, you can figure out how to how to, you know, write with your feet or whatever.  We have so much opportunity that people are going to find, you know, I don't know how to play music.  Well, let's put together a music thing.  So, it's good to be an enjoyable training of doing music lessons.</w:t>
+      </w:r>
+    </w:p>
+    <w:p>
+      <w:r>
+        <w:t xml:space="preserve">[laughter]</w:t>
       </w:r>
     </w:p>
     <w:p>
